--- a/examples/A-医院科室年终总结/成稿.docx
+++ b/examples/A-医院科室年终总结/成稿.docx
@@ -36,11 +36,12 @@
           <w:sz w:val="32"/>
           <w:szCs w:val="32"/>
         </w:rPr>
-        <w:t>2026年1—11月，心血管内科门诊48652人次、出院3518人次，同比分别增长7.6%和6.5%；完成PCI 612台，同比增长13.8%；四级手术占比32.6%，较上年同期提高3.7个百分点。平均住院日7.2天，床位使用率96.4%，较上年同期下降1.7个百分点；CMI为【待补：2026年1—11月CMI，病案科提供】（上年同期1.08），次均住院费用为【待补：2026年1—11月次均住院费用及上年同期数，财务科提供】元。现将全年工作总结如下。</w:t>
+        <w:t>2026年1—11月，心血管内科门诊48652人次、出院3518人次，同比分别增长7.6%和6.5%；四级手术占比32.6%，较上年同期提高2.2个百分点；床位使用率94.4%，较上年同期下降3.7个百分点；平均住院日7.1天；CMI为【待补：2026年1—11月CMI，病案科提供】（上年同期1.13），次均住院费用为【待补：2026年1—11月次均住院费用及上年同期数，财务科提供】元。现将2026年工作总结如下。</w:t>
       </w:r>
     </w:p>
     <w:p>
       <w:pPr>
+        <w:keepNext/>
         <w:spacing w:line="578" w:lineRule="exact" w:before="0" w:after="0"/>
         <w:ind w:left="0" w:leftChars="0" w:right="0" w:rightChars="0" w:firstLine="640" w:firstLineChars="200"/>
         <w:jc w:val="both"/>
@@ -57,6 +58,7 @@
     </w:p>
     <w:p>
       <w:pPr>
+        <w:keepNext/>
         <w:spacing w:line="578" w:lineRule="exact" w:before="0" w:after="0"/>
         <w:ind w:left="0" w:leftChars="0" w:right="0" w:rightChars="0" w:firstLine="640" w:firstLineChars="200"/>
         <w:jc w:val="both"/>
@@ -83,7 +85,7 @@
           <w:sz w:val="32"/>
           <w:szCs w:val="32"/>
         </w:rPr>
-        <w:t>1月起启动胸痛中心复审准备，重点控制急诊PCI门球时间，目标为90分钟以内，全年实际门球时间为【待补：门球时间中位数或达标率，胸痛中心数据填报平台】。6月，胸痛中心通过省级复审【待核实：复审结果通知的名称和文号】。</w:t>
+        <w:t>1月起启动胸痛中心复审准备，重点控制急诊PCI门球时间，目标为90分钟以内，实际完成情况为【待补：门球时间中位数或达标率，胸痛中心数据填报平台】。6月，胸痛中心通过省级复审【待核实：复审结果通知的名称和文号】。</w:t>
       </w:r>
     </w:p>
     <w:p>
@@ -98,11 +100,12 @@
           <w:sz w:val="32"/>
           <w:szCs w:val="32"/>
         </w:rPr>
-        <w:t>1—11月完成PCI 612台，上年同期为538台，同比增长13.8%。8月导管室更换DSA设备，装机期间介入手术暂停约半个月，其间部分急诊患者转往兄弟医院救治。</w:t>
+        <w:t>1—11月完成PCI 612台，上年同期为538台，同比增长13.8%。8月导管室更换DSA设备，装机期间介入手术暂停半个月，其间部分急诊患者转往兄弟医院救治。</w:t>
       </w:r>
     </w:p>
     <w:p>
       <w:pPr>
+        <w:keepNext/>
         <w:spacing w:line="578" w:lineRule="exact" w:before="0" w:after="0"/>
         <w:ind w:left="0" w:leftChars="0" w:right="0" w:rightChars="0" w:firstLine="640" w:firstLineChars="200"/>
         <w:jc w:val="both"/>
@@ -134,21 +137,7 @@
     </w:p>
     <w:p>
       <w:pPr>
-        <w:spacing w:line="578" w:lineRule="exact" w:before="0" w:after="0"/>
-        <w:ind w:left="0" w:leftChars="0" w:right="0" w:rightChars="0" w:firstLine="640" w:firstLineChars="200"/>
-        <w:jc w:val="both"/>
-      </w:pPr>
-      <w:r>
-        <w:rPr>
-          <w:rFonts w:ascii="仿宋_GB2312" w:hAnsi="仿宋_GB2312" w:eastAsia="仿宋_GB2312" w:cs="仿宋_GB2312" w:hint="eastAsia"/>
-          <w:sz w:val="32"/>
-          <w:szCs w:val="32"/>
-        </w:rPr>
-        <w:t>1—11月四级手术占比32.6%，上年同期为28.9%，提高3.7个百分点。</w:t>
-      </w:r>
-    </w:p>
-    <w:p>
-      <w:pPr>
+        <w:keepNext/>
         <w:spacing w:line="578" w:lineRule="exact" w:before="0" w:after="0"/>
         <w:ind w:left="0" w:leftChars="0" w:right="0" w:rightChars="0" w:firstLine="640" w:firstLineChars="200"/>
         <w:jc w:val="both"/>
@@ -175,7 +164,7 @@
           <w:sz w:val="32"/>
           <w:szCs w:val="32"/>
         </w:rPr>
-        <w:t>上半年院级医疗质量检查中，科室病历甲级率为92.3%，未达到医院95%的要求。下半年科室质控小组每周抽查病历，整改后病历甲级率为【待补：下半年或1—11月病历甲级率，质控办提供】。</w:t>
+        <w:t>上半年院级医疗质量检查中，科室病历甲级率为91.8%，未达到医院95%的要求。下半年科室质控小组每周抽查病历，整改后病历甲级率为【待补：下半年或1—11月病历甲级率，质控办提供】。</w:t>
       </w:r>
     </w:p>
     <w:p>
@@ -190,11 +179,12 @@
           <w:sz w:val="32"/>
           <w:szCs w:val="32"/>
         </w:rPr>
-        <w:t>全年上报医疗安全不良事件11例，无严重不良事件。抗菌药物使用强度为【待补：使用强度数值，药学部或HIS提供】，控制在医院下达的指标以内。各季度患者满意度均在95%以上。</w:t>
+        <w:t>全年上报不良事件11例，无严重不良事件。抗菌药物使用强度为【待补：使用强度数值，药学部或HIS提供】，控制在医院下达的指标以内。各季度患者满意度均在95%以上。</w:t>
       </w:r>
     </w:p>
     <w:p>
       <w:pPr>
+        <w:keepNext/>
         <w:spacing w:line="578" w:lineRule="exact" w:before="0" w:after="0"/>
         <w:ind w:left="0" w:leftChars="0" w:right="0" w:rightChars="0" w:firstLine="640" w:firstLineChars="200"/>
         <w:jc w:val="both"/>
@@ -226,6 +216,7 @@
     </w:p>
     <w:p>
       <w:pPr>
+        <w:keepNext/>
         <w:spacing w:line="578" w:lineRule="exact" w:before="0" w:after="0"/>
         <w:ind w:left="0" w:leftChars="0" w:right="0" w:rightChars="0" w:firstLine="640" w:firstLineChars="200"/>
         <w:jc w:val="both"/>
@@ -252,11 +243,12 @@
           <w:sz w:val="32"/>
           <w:szCs w:val="32"/>
         </w:rPr>
-        <w:t>全年2名规培结业医生留科工作，1名护士调出，现有医生18人、护士36人。带教进修医生6人、规培生24人次。获市卫生健康委科研课题立项1项，经费8万元；发表SCI论文2篇、中文核心期刊论文3篇。</w:t>
+        <w:t>2026年有2名规培结业医生留科工作，1名护士调出，现有医生18人、护士36人。带教进修医生6人、规培生24人次。获市卫生健康委科研课题立项1项，经费8万元；发表SCI论文2篇、中文核心期刊论文3篇。</w:t>
       </w:r>
     </w:p>
     <w:p>
       <w:pPr>
+        <w:keepNext/>
         <w:spacing w:line="578" w:lineRule="exact" w:before="0" w:after="0"/>
         <w:ind w:left="0" w:leftChars="0" w:right="0" w:rightChars="0" w:firstLine="640" w:firstLineChars="200"/>
         <w:jc w:val="both"/>
@@ -273,6 +265,7 @@
     </w:p>
     <w:p>
       <w:pPr>
+        <w:keepNext/>
         <w:spacing w:line="578" w:lineRule="exact" w:before="0" w:after="0"/>
         <w:ind w:left="0" w:leftChars="0" w:right="0" w:rightChars="0" w:firstLine="640" w:firstLineChars="200"/>
         <w:jc w:val="both"/>
@@ -299,11 +292,12 @@
           <w:sz w:val="32"/>
           <w:szCs w:val="32"/>
         </w:rPr>
-        <w:t>科室能独立完成急诊PCI的医生只有3名，夜间经常连续值班。</w:t>
+        <w:t>夜间能独立完成急诊PCI的医生只有3名，经常连续值班。</w:t>
       </w:r>
     </w:p>
     <w:p>
       <w:pPr>
+        <w:keepNext/>
         <w:spacing w:line="578" w:lineRule="exact" w:before="0" w:after="0"/>
         <w:ind w:left="0" w:leftChars="0" w:right="0" w:rightChars="0" w:firstLine="640" w:firstLineChars="200"/>
         <w:jc w:val="both"/>
@@ -330,11 +324,12 @@
           <w:sz w:val="32"/>
           <w:szCs w:val="32"/>
         </w:rPr>
-        <w:t>科室现有导管室一间，手术排台排不开。8月更换DSA设备期间，介入手术暂停约半个月，部分急诊患者转往兄弟医院。</w:t>
+        <w:t>科室现有导管室一间，手术排台紧张。</w:t>
       </w:r>
     </w:p>
     <w:p>
       <w:pPr>
+        <w:keepNext/>
         <w:spacing w:line="578" w:lineRule="exact" w:before="0" w:after="0"/>
         <w:ind w:left="0" w:leftChars="0" w:right="0" w:rightChars="0" w:firstLine="640" w:firstLineChars="200"/>
         <w:jc w:val="both"/>
@@ -366,6 +361,7 @@
     </w:p>
     <w:p>
       <w:pPr>
+        <w:keepNext/>
         <w:spacing w:line="578" w:lineRule="exact" w:before="0" w:after="0"/>
         <w:ind w:left="0" w:leftChars="0" w:right="0" w:rightChars="0" w:firstLine="640" w:firstLineChars="200"/>
         <w:jc w:val="both"/>
@@ -382,6 +378,7 @@
     </w:p>
     <w:p>
       <w:pPr>
+        <w:keepNext/>
         <w:spacing w:line="578" w:lineRule="exact" w:before="0" w:after="0"/>
         <w:ind w:left="0" w:leftChars="0" w:right="0" w:rightChars="0" w:firstLine="640" w:firstLineChars="200"/>
         <w:jc w:val="both"/>
@@ -408,11 +405,12 @@
           <w:sz w:val="32"/>
           <w:szCs w:val="32"/>
         </w:rPr>
-        <w:t>拟安排2名年轻医生于2027年上半年参加介入资质考核，增加能独立完成急诊PCI的医生人数。</w:t>
+        <w:t>拟安排2名年轻医生于2027年上半年参加介入资质考核，增加夜间能独立完成急诊PCI的医生人数。</w:t>
       </w:r>
     </w:p>
     <w:p>
       <w:pPr>
+        <w:keepNext/>
         <w:spacing w:line="578" w:lineRule="exact" w:before="0" w:after="0"/>
         <w:ind w:left="0" w:leftChars="0" w:right="0" w:rightChars="0" w:firstLine="640" w:firstLineChars="200"/>
         <w:jc w:val="both"/>
@@ -444,6 +442,7 @@
     </w:p>
     <w:p>
       <w:pPr>
+        <w:keepNext/>
         <w:spacing w:line="578" w:lineRule="exact" w:before="0" w:after="0"/>
         <w:ind w:left="0" w:leftChars="0" w:right="0" w:rightChars="0" w:firstLine="640" w:firstLineChars="200"/>
         <w:jc w:val="both"/>
@@ -470,11 +469,12 @@
           <w:sz w:val="32"/>
           <w:szCs w:val="32"/>
         </w:rPr>
-        <w:t>【待补：针对心力衰竭病组DRG超支和住院日偏长的具体措施】</w:t>
+        <w:t>针对心力衰竭病组DRG费用超支、住院日偏长的问题，【待补：具体措施】</w:t>
       </w:r>
     </w:p>
     <w:p>
       <w:pPr>
+        <w:keepNext/>
         <w:spacing w:line="578" w:lineRule="exact" w:before="0" w:after="0"/>
         <w:ind w:left="0" w:leftChars="0" w:right="0" w:rightChars="0" w:firstLine="640" w:firstLineChars="200"/>
         <w:jc w:val="both"/>

--- a/examples/A-医院科室年终总结/成稿.docx
+++ b/examples/A-医院科室年终总结/成稿.docx
@@ -36,7 +36,22 @@
           <w:sz w:val="32"/>
           <w:szCs w:val="32"/>
         </w:rPr>
-        <w:t>2026年1—11月，心血管内科门诊48652人次、出院3518人次，同比分别增长7.6%和6.5%；四级手术占比32.6%，较上年同期提高2.2个百分点；床位使用率94.4%，较上年同期下降3.7个百分点；平均住院日7.1天；CMI为【待补：2026年1—11月CMI，病案科提供】（上年同期1.13），次均住院费用为【待补：2026年1—11月次均住院费用及上年同期数，财务科提供】元。现将2026年工作总结如下。</w:t>
+        <w:t>2026年，心血管内科围绕胸痛中心复审、急诊介入救治、左心耳封堵新技术、医疗安全、出院患者随访、队伍建设和教学科研等重点工作，扎实推进各项任务，门诊、出院和介入手术量同步增加。现将2026年工作总结如下，分主要工作和成效、存在的问题、2027年工作打算三部分，文中数据除注明外均为1—11月数。</w:t>
+      </w:r>
+    </w:p>
+    <w:p>
+      <w:pPr>
+        <w:spacing w:line="578" w:lineRule="exact" w:before="0" w:after="0"/>
+        <w:ind w:left="0" w:leftChars="0" w:right="0" w:rightChars="0" w:firstLine="640" w:firstLineChars="200"/>
+        <w:jc w:val="both"/>
+      </w:pPr>
+      <w:r>
+        <w:rPr>
+          <w:rFonts w:ascii="仿宋_GB2312" w:hAnsi="仿宋_GB2312" w:eastAsia="仿宋_GB2312" w:cs="仿宋_GB2312" w:hint="eastAsia"/>
+          <w:sz w:val="32"/>
+          <w:szCs w:val="32"/>
+        </w:rPr>
+        <w:t>从主要指标看，1—11月科室门诊48652人次，同比增加3442人次，增长7.6%；出院3518人次，同比增加216人次，增长6.5%；四级手术占比32.6%，较上年同期提高2.2个百分点，该占比的分母为科室全部手术，两年口径一致；床位使用率94.4%，较上年同期下降3.7个百分点；平均住院日7.1天；CMI（病例组合指数，上年同期1.13）和次均住院费用为【待补：2026年1—11月CMI及次均住院费用，病案科、财务科提供】。</w:t>
       </w:r>
     </w:p>
     <w:p>
@@ -54,6 +69,21 @@
           <w:szCs w:val="32"/>
         </w:rPr>
         <w:t>一、主要工作和成效</w:t>
+      </w:r>
+    </w:p>
+    <w:p>
+      <w:pPr>
+        <w:spacing w:line="578" w:lineRule="exact" w:before="0" w:after="0"/>
+        <w:ind w:left="0" w:leftChars="0" w:right="0" w:rightChars="0" w:firstLine="640" w:firstLineChars="200"/>
+        <w:jc w:val="both"/>
+      </w:pPr>
+      <w:r>
+        <w:rPr>
+          <w:rFonts w:ascii="仿宋_GB2312" w:hAnsi="仿宋_GB2312" w:eastAsia="仿宋_GB2312" w:cs="仿宋_GB2312" w:hint="eastAsia"/>
+          <w:sz w:val="32"/>
+          <w:szCs w:val="32"/>
+        </w:rPr>
+        <w:t>2026年，科室的主要工作集中在以下五个方面。</w:t>
       </w:r>
     </w:p>
     <w:p>
@@ -85,7 +115,7 @@
           <w:sz w:val="32"/>
           <w:szCs w:val="32"/>
         </w:rPr>
-        <w:t>1月起启动胸痛中心复审准备，重点控制急诊PCI门球时间，目标为90分钟以内，实际完成情况为【待补：门球时间中位数或达标率，胸痛中心数据填报平台】。6月，胸痛中心通过省级复审【待核实：复审结果通知的名称和文号】。</w:t>
+        <w:t>胸痛中心复审是对科室急性胸痛救治流程和救治质量的整体检验，也是全年的重点任务之一。1月起，科室开始准备复审，科主任重点督导急诊PCI（经皮冠状动脉介入治疗）门球时间，即急诊PCI患者从到达医院至开通罪犯血管的时间，要求压缩到90分钟以内，实际完成情况为【待补：门球时间中位数或达标率，胸痛中心数据填报平台提供】。6月，省里来科室复审，胸痛中心通过复审。</w:t>
       </w:r>
     </w:p>
     <w:p>
@@ -100,7 +130,7 @@
           <w:sz w:val="32"/>
           <w:szCs w:val="32"/>
         </w:rPr>
-        <w:t>1—11月完成PCI 612台，上年同期为538台，同比增长13.8%。8月导管室更换DSA设备，装机期间介入手术暂停半个月，其间部分急诊患者转往兄弟医院救治。</w:t>
+        <w:t>介入诊疗方面，1—11月完成PCI 612台，上年同期为538台，同比增长13.8%，增加74台。8月，导管室更换新的DSA（数字减影血管造影）设备，装机的半个月内介入手术暂停，部分急诊患者转往兄弟医院救治。在介入手术暂停半个月的情况下，1—11月PCI量仍高于上年同期。</w:t>
       </w:r>
     </w:p>
     <w:p>
@@ -132,7 +162,7 @@
           <w:sz w:val="32"/>
           <w:szCs w:val="32"/>
         </w:rPr>
-        <w:t>3月开展左心耳封堵术，3月18日完成首例手术，患者张某，男，72岁，术后第5天出院。全年完成左心耳封堵术约20台【待核实：准确台数，用户提供为“大概20来台”，请按手术麻醉系统统计核对】。</w:t>
+        <w:t>3月，科室开展左心耳封堵新技术，该技术主要用于预防心房颤动患者发生卒中。3月18日完成首例手术，患者张某，男，72岁，术后恢复良好，第5天出院。全年完成左心耳封堵术约20台。</w:t>
       </w:r>
     </w:p>
     <w:p>
@@ -149,7 +179,7 @@
           <w:sz w:val="32"/>
           <w:szCs w:val="32"/>
         </w:rPr>
-        <w:t>（三）抓好病历质量和医疗安全</w:t>
+        <w:t>（三）抓好医疗安全和服务质量</w:t>
       </w:r>
     </w:p>
     <w:p>
@@ -164,22 +194,7 @@
           <w:sz w:val="32"/>
           <w:szCs w:val="32"/>
         </w:rPr>
-        <w:t>上半年院级医疗质量检查中，科室病历甲级率为91.8%，未达到医院95%的要求。下半年科室质控小组每周抽查病历，整改后病历甲级率为【待补：下半年或1—11月病历甲级率，质控办提供】。</w:t>
-      </w:r>
-    </w:p>
-    <w:p>
-      <w:pPr>
-        <w:spacing w:line="578" w:lineRule="exact" w:before="0" w:after="0"/>
-        <w:ind w:left="0" w:leftChars="0" w:right="0" w:rightChars="0" w:firstLine="640" w:firstLineChars="200"/>
-        <w:jc w:val="both"/>
-      </w:pPr>
-      <w:r>
-        <w:rPr>
-          <w:rFonts w:ascii="仿宋_GB2312" w:hAnsi="仿宋_GB2312" w:eastAsia="仿宋_GB2312" w:cs="仿宋_GB2312" w:hint="eastAsia"/>
-          <w:sz w:val="32"/>
-          <w:szCs w:val="32"/>
-        </w:rPr>
-        <w:t>全年上报不良事件11例，无严重不良事件。抗菌药物使用强度为【待补：使用强度数值，药学部或HIS提供】，控制在医院下达的指标以内。各季度患者满意度均在95%以上。</w:t>
+        <w:t>医疗安全方面，全年上报不良事件11例，无严重不良事件。合理用药方面，科室抗菌药物本来使用较少，今年抗菌药物使用强度控制在医院下达的指标以内。服务质量方面，医院每季度测评患者满意度，科室各季度均在95%以上。</w:t>
       </w:r>
     </w:p>
     <w:p>
@@ -211,7 +226,7 @@
           <w:sz w:val="32"/>
           <w:szCs w:val="32"/>
         </w:rPr>
-        <w:t>护士长牵头对心力衰竭出院患者开展随访，出院后第7天、第30天各电话随访一次，1—11月共随访430人次。心力衰竭患者30天再入院率为【待补：30天再入院率，信息科导出】。</w:t>
+        <w:t>护士长牵头开展心力衰竭患者出院随访，出院后第7天、第30天各电话随访一次，1—11月共随访430人次，平均每月约39人次。随访安排在出院后第7天和第30天两个时间点，便于及时了解患者出院后的恢复情况。</w:t>
       </w:r>
     </w:p>
     <w:p>
@@ -243,7 +258,52 @@
           <w:sz w:val="32"/>
           <w:szCs w:val="32"/>
         </w:rPr>
-        <w:t>2026年有2名规培结业医生留科工作，1名护士调出，现有医生18人、护士36人。带教进修医生6人、规培生24人次。获市卫生健康委科研课题立项1项，经费8万元；发表SCI论文2篇、中文核心期刊论文3篇。</w:t>
+        <w:t>队伍建设方面，2026年有2名规培结束的医生留科，调走1名护士，现有医生18人、护士36人，医护人员比例约为1∶2。</w:t>
+      </w:r>
+    </w:p>
+    <w:p>
+      <w:pPr>
+        <w:spacing w:line="578" w:lineRule="exact" w:before="0" w:after="0"/>
+        <w:ind w:left="0" w:leftChars="0" w:right="0" w:rightChars="0" w:firstLine="640" w:firstLineChars="200"/>
+        <w:jc w:val="both"/>
+      </w:pPr>
+      <w:r>
+        <w:rPr>
+          <w:rFonts w:ascii="仿宋_GB2312" w:hAnsi="仿宋_GB2312" w:eastAsia="仿宋_GB2312" w:cs="仿宋_GB2312" w:hint="eastAsia"/>
+          <w:sz w:val="32"/>
+          <w:szCs w:val="32"/>
+        </w:rPr>
+        <w:t>教学方面，带教进修医生6人，带教规培生24人次。</w:t>
+      </w:r>
+    </w:p>
+    <w:p>
+      <w:pPr>
+        <w:spacing w:line="578" w:lineRule="exact" w:before="0" w:after="0"/>
+        <w:ind w:left="0" w:leftChars="0" w:right="0" w:rightChars="0" w:firstLine="640" w:firstLineChars="200"/>
+        <w:jc w:val="both"/>
+      </w:pPr>
+      <w:r>
+        <w:rPr>
+          <w:rFonts w:ascii="仿宋_GB2312" w:hAnsi="仿宋_GB2312" w:eastAsia="仿宋_GB2312" w:cs="仿宋_GB2312" w:hint="eastAsia"/>
+          <w:sz w:val="32"/>
+          <w:szCs w:val="32"/>
+        </w:rPr>
+        <w:t>科研方面，申到市卫生健康委课题1项，经费8万元；共发表论文5篇，其中SCI论文2篇、中文核心期刊论文3篇。</w:t>
+      </w:r>
+    </w:p>
+    <w:p>
+      <w:pPr>
+        <w:spacing w:line="578" w:lineRule="exact" w:before="0" w:after="0"/>
+        <w:ind w:left="0" w:leftChars="0" w:right="0" w:rightChars="0" w:firstLine="640" w:firstLineChars="200"/>
+        <w:jc w:val="both"/>
+      </w:pPr>
+      <w:r>
+        <w:rPr>
+          <w:rFonts w:ascii="仿宋_GB2312" w:hAnsi="仿宋_GB2312" w:eastAsia="仿宋_GB2312" w:cs="仿宋_GB2312" w:hint="eastAsia"/>
+          <w:sz w:val="32"/>
+          <w:szCs w:val="32"/>
+        </w:rPr>
+        <w:t>综合以上，1—11月科室门诊、出院和PCI量同比均有增加，四级手术占比提高，全年无严重不良事件，新技术、出院随访、人才培养和科研工作均已开展。</w:t>
       </w:r>
     </w:p>
     <w:p>
@@ -261,6 +321,21 @@
           <w:szCs w:val="32"/>
         </w:rPr>
         <w:t>二、存在的问题</w:t>
+      </w:r>
+    </w:p>
+    <w:p>
+      <w:pPr>
+        <w:spacing w:line="578" w:lineRule="exact" w:before="0" w:after="0"/>
+        <w:ind w:left="0" w:leftChars="0" w:right="0" w:rightChars="0" w:firstLine="640" w:firstLineChars="200"/>
+        <w:jc w:val="both"/>
+      </w:pPr>
+      <w:r>
+        <w:rPr>
+          <w:rFonts w:ascii="仿宋_GB2312" w:hAnsi="仿宋_GB2312" w:eastAsia="仿宋_GB2312" w:cs="仿宋_GB2312" w:hint="eastAsia"/>
+          <w:sz w:val="32"/>
+          <w:szCs w:val="32"/>
+        </w:rPr>
+        <w:t>对照医院考核要求和科室工作实际，主要存在以下四个问题。</w:t>
       </w:r>
     </w:p>
     <w:p>
@@ -292,7 +367,7 @@
           <w:sz w:val="32"/>
           <w:szCs w:val="32"/>
         </w:rPr>
-        <w:t>夜间能独立完成急诊PCI的医生只有3名，经常连续值班。</w:t>
+        <w:t>夜间能独立完成急诊PCI的医生只有3名，占现有医生18人的六分之一，经常连续值班。夜间急诊介入对医生数量和连续工作能力要求较高，现有人员配置难以轮换休息。</w:t>
       </w:r>
     </w:p>
     <w:p>
@@ -309,7 +384,7 @@
           <w:sz w:val="32"/>
           <w:szCs w:val="32"/>
         </w:rPr>
-        <w:t>（二）导管室只有一间，排台紧张</w:t>
+        <w:t>（二）导管室仅一间，排台紧张</w:t>
       </w:r>
     </w:p>
     <w:p>
@@ -324,7 +399,7 @@
           <w:sz w:val="32"/>
           <w:szCs w:val="32"/>
         </w:rPr>
-        <w:t>科室现有导管室一间，手术排台紧张。</w:t>
+        <w:t>科室现有导管室一间，手术排台排不开，一间导管室难以满足全部介入手术的排台需要。</w:t>
       </w:r>
     </w:p>
     <w:p>
@@ -341,7 +416,7 @@
           <w:sz w:val="32"/>
           <w:szCs w:val="32"/>
         </w:rPr>
-        <w:t>（三）心力衰竭病组DRG费用超支</w:t>
+        <w:t>（三）病历质量未达医院要求</w:t>
       </w:r>
     </w:p>
     <w:p>
@@ -356,7 +431,54 @@
           <w:sz w:val="32"/>
           <w:szCs w:val="32"/>
         </w:rPr>
-        <w:t>医院推行DRG付费后，科室部分病组费用超支，主要是心力衰竭病组，住院日偏长【待补：超支病组数量、超支金额和心力衰竭病组平均住院日，医保办或病案科提供】。</w:t>
+        <w:t>病历质量是医疗质量管理的基础环节。上半年院级医疗质量检查中，科室病历甲级率为91.8%，未达到医院95%的要求，在检查中被指出。下半年起，科室质控小组每周抽查病历，推动整改。</w:t>
+      </w:r>
+    </w:p>
+    <w:p>
+      <w:pPr>
+        <w:keepNext/>
+        <w:spacing w:line="578" w:lineRule="exact" w:before="0" w:after="0"/>
+        <w:ind w:left="0" w:leftChars="0" w:right="0" w:rightChars="0" w:firstLine="640" w:firstLineChars="200"/>
+        <w:jc w:val="both"/>
+        <w:outlineLvl w:val="1"/>
+      </w:pPr>
+      <w:r>
+        <w:rPr>
+          <w:rFonts w:ascii="楷体_GB2312" w:hAnsi="楷体_GB2312" w:eastAsia="楷体_GB2312" w:cs="楷体_GB2312" w:hint="eastAsia"/>
+          <w:sz w:val="32"/>
+          <w:szCs w:val="32"/>
+        </w:rPr>
+        <w:t>（四）心力衰竭病组费用超支</w:t>
+      </w:r>
+    </w:p>
+    <w:p>
+      <w:pPr>
+        <w:spacing w:line="578" w:lineRule="exact" w:before="0" w:after="0"/>
+        <w:ind w:left="0" w:leftChars="0" w:right="0" w:rightChars="0" w:firstLine="640" w:firstLineChars="200"/>
+        <w:jc w:val="both"/>
+      </w:pPr>
+      <w:r>
+        <w:rPr>
+          <w:rFonts w:ascii="仿宋_GB2312" w:hAnsi="仿宋_GB2312" w:eastAsia="仿宋_GB2312" w:cs="仿宋_GB2312" w:hint="eastAsia"/>
+          <w:sz w:val="32"/>
+          <w:szCs w:val="32"/>
+        </w:rPr>
+        <w:t>医院推行DRG付费后，科室有几个病组费用超支，主要是心力衰竭病组，住院日偏长。</w:t>
+      </w:r>
+    </w:p>
+    <w:p>
+      <w:pPr>
+        <w:spacing w:line="578" w:lineRule="exact" w:before="0" w:after="0"/>
+        <w:ind w:left="0" w:leftChars="0" w:right="0" w:rightChars="0" w:firstLine="640" w:firstLineChars="200"/>
+        <w:jc w:val="both"/>
+      </w:pPr>
+      <w:r>
+        <w:rPr>
+          <w:rFonts w:ascii="仿宋_GB2312" w:hAnsi="仿宋_GB2312" w:eastAsia="仿宋_GB2312" w:cs="仿宋_GB2312" w:hint="eastAsia"/>
+          <w:sz w:val="32"/>
+          <w:szCs w:val="32"/>
+        </w:rPr>
+        <w:t>上述问题中，夜间人手、导管室和心力衰竭病组费用在2027年工作打算中已有对应安排，病历质量的整改已从下半年起实施。</w:t>
       </w:r>
     </w:p>
     <w:p>
@@ -374,6 +496,21 @@
           <w:szCs w:val="32"/>
         </w:rPr>
         <w:t>三、2027年工作打算</w:t>
+      </w:r>
+    </w:p>
+    <w:p>
+      <w:pPr>
+        <w:spacing w:line="578" w:lineRule="exact" w:before="0" w:after="0"/>
+        <w:ind w:left="0" w:leftChars="0" w:right="0" w:rightChars="0" w:firstLine="640" w:firstLineChars="200"/>
+        <w:jc w:val="both"/>
+      </w:pPr>
+      <w:r>
+        <w:rPr>
+          <w:rFonts w:ascii="仿宋_GB2312" w:hAnsi="仿宋_GB2312" w:eastAsia="仿宋_GB2312" w:cs="仿宋_GB2312" w:hint="eastAsia"/>
+          <w:sz w:val="32"/>
+          <w:szCs w:val="32"/>
+        </w:rPr>
+        <w:t>针对上述问题，结合科室发展需要，2027年计划做好以下工作。</w:t>
       </w:r>
     </w:p>
     <w:p>
@@ -405,7 +542,7 @@
           <w:sz w:val="32"/>
           <w:szCs w:val="32"/>
         </w:rPr>
-        <w:t>拟安排2名年轻医生于2027年上半年参加介入资质考核，增加夜间能独立完成急诊PCI的医生人数。</w:t>
+        <w:t>拟安排2名年轻医生于明年上半年参加介入资质考核，增加夜间能独立完成急诊PCI的医生人数，缓解现有3名医生经常连续值班的状况。</w:t>
       </w:r>
     </w:p>
     <w:p>
@@ -422,7 +559,7 @@
           <w:sz w:val="32"/>
           <w:szCs w:val="32"/>
         </w:rPr>
-        <w:t>（二）申请增设导管室</w:t>
+        <w:t>（二）申请增设一间导管室</w:t>
       </w:r>
     </w:p>
     <w:p>
@@ -437,7 +574,7 @@
           <w:sz w:val="32"/>
           <w:szCs w:val="32"/>
         </w:rPr>
-        <w:t>拟向医院申请增设一间导管室，缓解手术排台紧张。</w:t>
+        <w:t>拟向医院申请增设一间导管室，缓解现有导管室手术排台紧张的状况。</w:t>
       </w:r>
     </w:p>
     <w:p>
@@ -454,7 +591,7 @@
           <w:sz w:val="32"/>
           <w:szCs w:val="32"/>
         </w:rPr>
-        <w:t>（三）控制心力衰竭病组费用</w:t>
+        <w:t>（三）开设心脏康复门诊</w:t>
       </w:r>
     </w:p>
     <w:p>
@@ -469,7 +606,7 @@
           <w:sz w:val="32"/>
           <w:szCs w:val="32"/>
         </w:rPr>
-        <w:t>针对心力衰竭病组DRG费用超支、住院日偏长的问题，【待补：具体措施】</w:t>
+        <w:t>拟开设心脏康复门诊，已选派1名护士赴省里进修，为门诊开设做好人员准备。</w:t>
       </w:r>
     </w:p>
     <w:p>
@@ -486,7 +623,22 @@
           <w:sz w:val="32"/>
           <w:szCs w:val="32"/>
         </w:rPr>
-        <w:t>（四）开设心脏康复门诊</w:t>
+        <w:t>（四）加强心力衰竭病组管理</w:t>
+      </w:r>
+    </w:p>
+    <w:p>
+      <w:pPr>
+        <w:spacing w:line="578" w:lineRule="exact" w:before="0" w:after="0"/>
+        <w:ind w:left="0" w:leftChars="0" w:right="0" w:rightChars="0" w:firstLine="640" w:firstLineChars="200"/>
+        <w:jc w:val="both"/>
+      </w:pPr>
+      <w:r>
+        <w:rPr>
+          <w:rFonts w:ascii="仿宋_GB2312" w:hAnsi="仿宋_GB2312" w:eastAsia="仿宋_GB2312" w:cs="仿宋_GB2312" w:hint="eastAsia"/>
+          <w:sz w:val="32"/>
+          <w:szCs w:val="32"/>
+        </w:rPr>
+        <w:t>针对心力衰竭病组DRG费用超支、住院日偏长的问题，加强该病组的住院日和费用管理。</w:t>
       </w:r>
     </w:p>
     <w:p>
@@ -502,7 +654,7 @@
           <w:sz w:val="32"/>
           <w:szCs w:val="32"/>
         </w:rPr>
-        <w:t>拟开设心脏康复门诊，已选派1名护士外出进修。</w:t>
+        <w:t>上述工作涉及人员资质、设备增配和新门诊开设的事项，将按医院有关规定办理。</w:t>
       </w:r>
     </w:p>
     <w:p>
@@ -517,7 +669,7 @@
         <w:keepNext/>
         <w:keepLines/>
         <w:spacing w:line="578" w:lineRule="exact" w:before="0" w:after="0"/>
-        <w:ind w:left="4800" w:leftChars="1500" w:right="0" w:rightChars="0" w:firstLine="0" w:firstLineChars="0"/>
+        <w:ind w:left="5440" w:leftChars="1700" w:right="0" w:rightChars="0" w:firstLine="0" w:firstLineChars="0"/>
         <w:jc w:val="left"/>
       </w:pPr>
       <w:r>
@@ -542,7 +694,7 @@
           <w:sz w:val="32"/>
           <w:szCs w:val="32"/>
         </w:rPr>
-        <w:t>【待补：成文日期】</w:t>
+        <w:t>2026年12月　日</w:t>
       </w:r>
     </w:p>
     <w:sectPr>
